--- a/dokumentacja_projektu_uzupelniona_protocol_generator (1).docx
+++ b/dokumentacja_projektu_uzupelniona_protocol_generator (1).docx
@@ -2669,16 +2669,8 @@
             <w:r>
               <w:rPr>
                 <w:sz w:val="18"/>
-                <w:szCs w:val="18"/>
               </w:rPr>
-              <w:t>Czytelny</w:t>
-            </w:r>
-            <w:r>
-              <w:rPr>
-                <w:sz w:val="18"/>
-                <w:szCs w:val="18"/>
-              </w:rPr>
-              <w:t xml:space="preserve"> układ</w:t>
+              <w:t>Do sprawdzenia</w:t>
             </w:r>
           </w:p>
         </w:tc>
@@ -3089,270 +3081,28 @@
             <w:tcMar/>
             <w:vAlign w:val="center"/>
           </w:tcPr>
-          <w:p wp14:textId="2B3CC723">
+          <w:p wp14:textId="77777777">
+            <w:r>
+              <w:rPr>
+                <w:sz w:val="18"/>
+              </w:rPr>
+              <w:t xml:space="preserve">Angielskie zdanie wskazane z językiem i powodem</w:t>
+            </w:r>
+          </w:p>
+        </w:tc>
+        <w:tc>
+          <w:tcPr>
+            <w:tcW w:w="2493" w:type="dxa"/>
+            <w:tcMar/>
+            <w:vAlign w:val="center"/>
+          </w:tcPr>
+          <w:p>
             <w:r>
               <w:rPr>
                 <w:sz w:val="18"/>
                 <w:szCs w:val="18"/>
               </w:rPr>
-              <w:t xml:space="preserve">Angielskie </w:t>
-            </w:r>
-            <w:r>
-              <w:rPr>
-                <w:sz w:val="18"/>
-                <w:szCs w:val="18"/>
-              </w:rPr>
-              <w:t>zdanie</w:t>
-            </w:r>
-            <w:r>
-              <w:rPr>
-                <w:sz w:val="18"/>
-                <w:szCs w:val="18"/>
-              </w:rPr>
-              <w:t xml:space="preserve"> </w:t>
-            </w:r>
-            <w:r>
-              <w:rPr>
-                <w:sz w:val="18"/>
-                <w:szCs w:val="18"/>
-              </w:rPr>
-              <w:t>wskazane</w:t>
-            </w:r>
-            <w:r>
-              <w:rPr>
-                <w:sz w:val="18"/>
-                <w:szCs w:val="18"/>
-              </w:rPr>
-              <w:t xml:space="preserve"> z </w:t>
-            </w:r>
-            <w:r>
-              <w:rPr>
-                <w:sz w:val="18"/>
-                <w:szCs w:val="18"/>
-              </w:rPr>
-              <w:t>językiem</w:t>
-            </w:r>
-            <w:r>
-              <w:rPr>
-                <w:sz w:val="18"/>
-                <w:szCs w:val="18"/>
-              </w:rPr>
-              <w:t xml:space="preserve"> </w:t>
-            </w:r>
-            <w:r>
-              <w:rPr>
-                <w:sz w:val="18"/>
-                <w:szCs w:val="18"/>
-              </w:rPr>
-              <w:t>i</w:t>
-            </w:r>
-            <w:r>
-              <w:rPr>
-                <w:sz w:val="18"/>
-                <w:szCs w:val="18"/>
-              </w:rPr>
-              <w:t xml:space="preserve"> </w:t>
-            </w:r>
-            <w:r>
-              <w:rPr>
-                <w:sz w:val="18"/>
-                <w:szCs w:val="18"/>
-              </w:rPr>
-              <w:t>powodem</w:t>
-            </w:r>
-            <w:r>
-              <w:rPr>
-                <w:sz w:val="18"/>
-                <w:szCs w:val="18"/>
-              </w:rPr>
-              <w:t xml:space="preserve"> </w:t>
-            </w:r>
-            <w:r>
-              <w:rPr>
-                <w:sz w:val="18"/>
-                <w:szCs w:val="18"/>
-              </w:rPr>
-              <w:t>i</w:t>
-            </w:r>
-            <w:r>
-              <w:rPr>
-                <w:sz w:val="18"/>
-                <w:szCs w:val="18"/>
-              </w:rPr>
-              <w:t xml:space="preserve"> </w:t>
-            </w:r>
-            <w:r>
-              <w:rPr>
-                <w:sz w:val="18"/>
-                <w:szCs w:val="18"/>
-              </w:rPr>
-              <w:t>mozliwosc</w:t>
-            </w:r>
-            <w:r>
-              <w:rPr>
-                <w:sz w:val="18"/>
-                <w:szCs w:val="18"/>
-              </w:rPr>
-              <w:t xml:space="preserve"> </w:t>
-            </w:r>
-            <w:r>
-              <w:rPr>
-                <w:sz w:val="18"/>
-                <w:szCs w:val="18"/>
-              </w:rPr>
-              <w:t>usuniecia</w:t>
-            </w:r>
-            <w:r>
-              <w:rPr>
-                <w:sz w:val="18"/>
-                <w:szCs w:val="18"/>
-              </w:rPr>
-              <w:t xml:space="preserve"> </w:t>
-            </w:r>
-            <w:r>
-              <w:rPr>
-                <w:sz w:val="18"/>
-                <w:szCs w:val="18"/>
-              </w:rPr>
-              <w:t>angielskich</w:t>
-            </w:r>
-            <w:r>
-              <w:rPr>
-                <w:sz w:val="18"/>
-                <w:szCs w:val="18"/>
-              </w:rPr>
-              <w:t xml:space="preserve"> zdan</w:t>
-            </w:r>
-          </w:p>
-        </w:tc>
-        <w:tc>
-          <w:tcPr>
-            <w:tcW w:w="2493" w:type="dxa"/>
-            <w:tcMar/>
-            <w:vAlign w:val="center"/>
-          </w:tcPr>
-          <w:p wp14:textId="4E090AFB">
-            <w:pPr>
-              <w:pStyle w:val="Normalny"/>
-            </w:pPr>
-            <w:r>
-              <w:rPr>
-                <w:sz w:val="18"/>
-                <w:szCs w:val="18"/>
-              </w:rPr>
-              <w:t xml:space="preserve">Angielskie </w:t>
-            </w:r>
-            <w:r>
-              <w:rPr>
-                <w:sz w:val="18"/>
-                <w:szCs w:val="18"/>
-              </w:rPr>
-              <w:t>zdanie</w:t>
-            </w:r>
-            <w:r>
-              <w:rPr>
-                <w:sz w:val="18"/>
-                <w:szCs w:val="18"/>
-              </w:rPr>
-              <w:t xml:space="preserve"> </w:t>
-            </w:r>
-            <w:r>
-              <w:rPr>
-                <w:sz w:val="18"/>
-                <w:szCs w:val="18"/>
-              </w:rPr>
-              <w:t>wskazane</w:t>
-            </w:r>
-            <w:r>
-              <w:rPr>
-                <w:sz w:val="18"/>
-                <w:szCs w:val="18"/>
-              </w:rPr>
-              <w:t xml:space="preserve"> z </w:t>
-            </w:r>
-            <w:r>
-              <w:rPr>
-                <w:sz w:val="18"/>
-                <w:szCs w:val="18"/>
-              </w:rPr>
-              <w:t>językiem</w:t>
-            </w:r>
-            <w:r>
-              <w:rPr>
-                <w:sz w:val="18"/>
-                <w:szCs w:val="18"/>
-              </w:rPr>
-              <w:t xml:space="preserve"> </w:t>
-            </w:r>
-            <w:r>
-              <w:rPr>
-                <w:sz w:val="18"/>
-                <w:szCs w:val="18"/>
-              </w:rPr>
-              <w:t>i</w:t>
-            </w:r>
-            <w:r>
-              <w:rPr>
-                <w:sz w:val="18"/>
-                <w:szCs w:val="18"/>
-              </w:rPr>
-              <w:t xml:space="preserve"> </w:t>
-            </w:r>
-            <w:r>
-              <w:rPr>
-                <w:sz w:val="18"/>
-                <w:szCs w:val="18"/>
-              </w:rPr>
-              <w:t>powodem</w:t>
-            </w:r>
-            <w:r>
-              <w:rPr>
-                <w:sz w:val="18"/>
-                <w:szCs w:val="18"/>
-              </w:rPr>
-              <w:t xml:space="preserve"> i </w:t>
-            </w:r>
-            <w:r>
-              <w:rPr>
-                <w:sz w:val="18"/>
-                <w:szCs w:val="18"/>
-              </w:rPr>
-              <w:t xml:space="preserve">mozliwosc </w:t>
-            </w:r>
-            <w:r>
-              <w:rPr>
-                <w:sz w:val="18"/>
-                <w:szCs w:val="18"/>
-              </w:rPr>
-              <w:t>usuniecia</w:t>
-            </w:r>
-            <w:r>
-              <w:rPr>
-                <w:sz w:val="18"/>
-                <w:szCs w:val="18"/>
-              </w:rPr>
-              <w:t xml:space="preserve"> </w:t>
-            </w:r>
-            <w:r>
-              <w:rPr>
-                <w:sz w:val="18"/>
-                <w:szCs w:val="18"/>
-              </w:rPr>
-              <w:t>angielskich</w:t>
-            </w:r>
-            <w:r>
-              <w:rPr>
-                <w:sz w:val="18"/>
-                <w:szCs w:val="18"/>
-              </w:rPr>
-              <w:t xml:space="preserve"> </w:t>
-            </w:r>
-            <w:r>
-              <w:rPr>
-                <w:sz w:val="18"/>
-                <w:szCs w:val="18"/>
-              </w:rPr>
-              <w:t>zdan</w:t>
+              <w:t>Angielskie zdanie wskazane z językiem i powodem</w:t>
             </w:r>
           </w:p>
         </w:tc>
@@ -3412,7 +3162,7 @@
             <w:tcMar/>
             <w:vAlign w:val="center"/>
           </w:tcPr>
-          <w:p wp14:textId="77777777">
+          <w:p>
             <w:r>
               <w:rPr>
                 <w:sz w:val="18"/>
@@ -3938,12 +3688,12 @@
         <w:t xml:space="preserve">Rozszerzenie Text Tools AI dodaje dwa narzędzia analizy tekstu: Stutter Checker, działający w całości w przeglądarce, oraz Language Checker, który przez backend ollama.php korzysta z lokalnego modelu Bielik uruchomionego w Ollama. Do odczytu PDF służy PDF.js. W obu narzędziach ostateczną decyzję podejmuje użytkownik, a oczyszczony tekst można pobrać jako plik TXT.</w:t>
       </w:r>
     </w:p>
-    <w:p xmlns:wp14="http://schemas.microsoft.com/office/word/2010/wordml" wp14:textId="77777777">
+    <w:p>
       <w:r>
         <w:br w:type="page"/>
       </w:r>
     </w:p>
-    <w:p xmlns:wp14="http://schemas.microsoft.com/office/word/2010/wordml" wp14:textId="77777777">
+    <w:p>
       <w:pPr>
         <w:pStyle w:val="Tytu"/>
       </w:pPr>
@@ -3951,7 +3701,7 @@
         <w:t>Uzupełnienie dokumentacji — Protocol Generator</w:t>
       </w:r>
     </w:p>
-    <w:p xmlns:wp14="http://schemas.microsoft.com/office/word/2010/wordml" wp14:textId="77777777">
+    <w:p>
       <w:r>
         <w:t xml:space="preserve">Dodatek opracowano na podstawie aktualnych plików projektu: protocol.php, protocol.js oraz rozszerzonego ollama.php. </w:t>
       </w:r>
@@ -3959,7 +3709,7 @@
         <w:t>Dotychczasowe rozdziały pozostawiono bez zmian; poniższe sekcje dopisują opis nowej funkcji i jej integracji.</w:t>
       </w:r>
     </w:p>
-    <w:p xmlns:wp14="http://schemas.microsoft.com/office/word/2010/wordml" wp14:textId="77777777">
+    <w:p>
       <w:pPr>
         <w:pStyle w:val="Nagwek1"/>
       </w:pPr>
@@ -3967,17 +3717,17 @@
         <w:t>13. Rozszerzenie projektu — Protocol Generator</w:t>
       </w:r>
     </w:p>
-    <w:p xmlns:wp14="http://schemas.microsoft.com/office/word/2010/wordml" wp14:textId="77777777">
+    <w:p>
       <w:r>
         <w:t>Projekt został rozszerzony o podstronę Protocol Generator, która analizuje tekst stenogramu lub notatki i tworzy uporządkowany protokół. Model AI wyodrębnia informacje jawnie obecne w źródle: omawiane tematy, decyzje i ustalenia, zadania do wykonania wraz z osobą odpowiedzialną i terminem oraz pytania pozostające bez rozstrzygnięcia.</w:t>
       </w:r>
     </w:p>
-    <w:p xmlns:wp14="http://schemas.microsoft.com/office/word/2010/wordml" wp14:textId="77777777">
+    <w:p>
       <w:r>
         <w:t>Funkcja korzysta z tego samego lokalnego środowiska Ollama i modelu Bielik, co Language Checker. Wynik ma charakter pomocniczy i wymaga sprawdzenia przez użytkownika — model nie powinien zastępować weryfikacji oryginalnego tekstu.</w:t>
       </w:r>
     </w:p>
-    <w:p xmlns:wp14="http://schemas.microsoft.com/office/word/2010/wordml" wp14:textId="77777777">
+    <w:p>
       <w:pPr>
         <w:pStyle w:val="Nagwek2"/>
       </w:pPr>
@@ -3985,7 +3735,7 @@
         <w:t>13.1 Cele i funkcje</w:t>
       </w:r>
     </w:p>
-    <w:p xmlns:wp14="http://schemas.microsoft.com/office/word/2010/wordml" wp14:textId="77777777">
+    <w:p>
       <w:pPr>
         <w:pStyle w:val="Listapunktowana"/>
       </w:pPr>
@@ -3993,7 +3743,7 @@
         <w:t>Wczytywanie plików TXT oraz PDF z warstwą tekstową.</w:t>
       </w:r>
     </w:p>
-    <w:p xmlns:wp14="http://schemas.microsoft.com/office/word/2010/wordml" wp14:textId="77777777">
+    <w:p>
       <w:pPr>
         <w:pStyle w:val="Listapunktowana"/>
       </w:pPr>
@@ -4001,7 +3751,7 @@
         <w:t>Odczyt tekstu PDF przy użyciu PDF.js w przeglądarce.</w:t>
       </w:r>
     </w:p>
-    <w:p xmlns:wp14="http://schemas.microsoft.com/office/word/2010/wordml" wp14:textId="77777777">
+    <w:p>
       <w:pPr>
         <w:pStyle w:val="Listapunktowana"/>
       </w:pPr>
@@ -4009,7 +3759,7 @@
         <w:t>Podział dłuższego tekstu na mniejsze fragmenty i analiza kolejnych części.</w:t>
       </w:r>
     </w:p>
-    <w:p xmlns:wp14="http://schemas.microsoft.com/office/word/2010/wordml" wp14:textId="77777777">
+    <w:p>
       <w:pPr>
         <w:pStyle w:val="Listapunktowana"/>
       </w:pPr>
@@ -4017,7 +3767,7 @@
         <w:t>Wyodrębnianie tematów, decyzji, zadań oraz otwartych pytań.</w:t>
       </w:r>
     </w:p>
-    <w:p xmlns:wp14="http://schemas.microsoft.com/office/word/2010/wordml" wp14:textId="77777777">
+    <w:p>
       <w:pPr>
         <w:pStyle w:val="Listapunktowana"/>
       </w:pPr>
@@ -4025,7 +3775,7 @@
         <w:t>Scalanie wyników fragmentów w jeden protokół i ograniczanie duplikatów.</w:t>
       </w:r>
     </w:p>
-    <w:p xmlns:wp14="http://schemas.microsoft.com/office/word/2010/wordml" wp14:textId="77777777">
+    <w:p>
       <w:pPr>
         <w:pStyle w:val="Listapunktowana"/>
       </w:pPr>
@@ -4033,7 +3783,7 @@
         <w:t>Wyświetlanie wyniku na stronie oraz pobieranie go jako PDF lub JSON.</w:t>
       </w:r>
     </w:p>
-    <w:p xmlns:wp14="http://schemas.microsoft.com/office/word/2010/wordml" wp14:textId="77777777">
+    <w:p>
       <w:pPr>
         <w:pStyle w:val="Listapunktowana"/>
       </w:pPr>
@@ -4041,7 +3791,7 @@
         <w:t>Możliwość automatycznego przekazania tekstu ze strony głównej przez sessionStorage.</w:t>
       </w:r>
     </w:p>
-    <w:p xmlns:wp14="http://schemas.microsoft.com/office/word/2010/wordml" wp14:textId="77777777">
+    <w:p>
       <w:pPr>
         <w:pStyle w:val="Nagwek2"/>
       </w:pPr>
@@ -4049,17 +3799,17 @@
         <w:t>13.2 Interfejs Protocol Generator</w:t>
       </w:r>
     </w:p>
-    <w:p xmlns:wp14="http://schemas.microsoft.com/office/word/2010/wordml" wp14:textId="77777777">
+    <w:p>
       <w:r>
         <w:t>Podstrona protocol.php zawiera nawigację do strony głównej i pozostałych narzędzi, pole wyboru pliku, przycisk „Wczytaj i generuj protokół”, komunikaty statusu oraz panel wyniku. Wynik jest prezentowany w sekcjach: Tematy, Decyzje, Zadania do wykonania i Otwarte pytania. Zadania przedstawiane są w tabeli z kolumnami Kto, Zadanie i Termin. Gdy źródło nie zawiera danej informacji, interfejs pokazuje komunikat „Brak informacji w tekście” lub „nie podano” zamiast uzupełniać ją domysłem.</w:t>
       </w:r>
     </w:p>
-    <w:p xmlns:wp14="http://schemas.microsoft.com/office/word/2010/wordml" wp14:textId="77777777">
+    <w:p>
       <w:r>
         <w:t>Przycisk „Pobierz protokół jako PDF” otwiera okno drukowania przeglądarki; użytkownik wybiera w nim opcję zapisania jako PDF. Przycisk „Pobierz JSON” zapisuje ustrukturyzowane dane protokołu w pliku JSON.</w:t>
       </w:r>
     </w:p>
-    <w:p xmlns:wp14="http://schemas.microsoft.com/office/word/2010/wordml" wp14:textId="77777777">
+    <w:p>
       <w:pPr>
         <w:pStyle w:val="Nagwek1"/>
       </w:pPr>
@@ -4067,7 +3817,7 @@
         <w:t>14. Struktura plików — uzupełnienie</w:t>
       </w:r>
     </w:p>
-    <w:p xmlns:wp14="http://schemas.microsoft.com/office/word/2010/wordml" wp14:textId="77777777">
+    <w:p>
       <w:pPr>
         <w:pStyle w:val="Listapunktowana"/>
       </w:pPr>
@@ -4075,7 +3825,7 @@
         <w:t>protocol.php — interfejs podstrony generatora protokołu.</w:t>
       </w:r>
     </w:p>
-    <w:p xmlns:wp14="http://schemas.microsoft.com/office/word/2010/wordml" wp14:textId="77777777">
+    <w:p>
       <w:pPr>
         <w:pStyle w:val="Listapunktowana"/>
       </w:pPr>
@@ -4083,7 +3833,7 @@
         <w:t>protocol.js — odczyt plików, podział tekstu, komunikacja z backendem, renderowanie wyników oraz eksport PDF/JSON.</w:t>
       </w:r>
     </w:p>
-    <w:p xmlns:wp14="http://schemas.microsoft.com/office/word/2010/wordml" wp14:textId="77777777">
+    <w:p>
       <w:pPr>
         <w:pStyle w:val="Listapunktowana"/>
       </w:pPr>
@@ -4091,7 +3841,7 @@
         <w:t>ollama.php — rozszerzony backend; oprócz akcji health i language obsługuje protocol_extract oraz protocol_merge.</w:t>
       </w:r>
     </w:p>
-    <w:p xmlns:wp14="http://schemas.microsoft.com/office/word/2010/wordml" wp14:textId="77777777">
+    <w:p>
       <w:pPr>
         <w:pStyle w:val="Listapunktowana"/>
       </w:pPr>
@@ -4099,7 +3849,7 @@
         <w:t>index.php — zawiera dodatkowy link „Protocol Generator →”.</w:t>
       </w:r>
     </w:p>
-    <w:p xmlns:wp14="http://schemas.microsoft.com/office/word/2010/wordml" wp14:textId="77777777">
+    <w:p>
       <w:pPr>
         <w:pStyle w:val="Listapunktowana"/>
       </w:pPr>
@@ -4107,7 +3857,7 @@
         <w:t>language-checker.php i stutter-checker.php — zawierają linki nawigacyjne do protokołu.</w:t>
       </w:r>
     </w:p>
-    <w:p xmlns:wp14="http://schemas.microsoft.com/office/word/2010/wordml" wp14:textId="77777777">
+    <w:p>
       <w:pPr>
         <w:pStyle w:val="Listapunktowana"/>
       </w:pPr>
@@ -4115,7 +3865,7 @@
         <w:t>style.css — wspólne style dla podstron i elementów interfejsu.</w:t>
       </w:r>
     </w:p>
-    <w:p xmlns:wp14="http://schemas.microsoft.com/office/word/2010/wordml" wp14:textId="77777777">
+    <w:p>
       <w:pPr>
         <w:pStyle w:val="Nagwek2"/>
       </w:pPr>
@@ -4123,7 +3873,7 @@
         <w:t>14.1 Przepływ generowania protokołu</w:t>
       </w:r>
     </w:p>
-    <w:p xmlns:wp14="http://schemas.microsoft.com/office/word/2010/wordml" wp14:textId="77777777">
+    <w:p>
       <w:pPr>
         <w:pStyle w:val="Listanumerowana"/>
       </w:pPr>
@@ -4131,7 +3881,7 @@
         <w:t>Użytkownik wybiera plik TXT lub PDF albo przechodzi z tekstem przekazanym z innej podstrony.</w:t>
       </w:r>
     </w:p>
-    <w:p xmlns:wp14="http://schemas.microsoft.com/office/word/2010/wordml" wp14:textId="77777777">
+    <w:p>
       <w:pPr>
         <w:pStyle w:val="Listanumerowana"/>
       </w:pPr>
@@ -4139,7 +3889,7 @@
         <w:t>protocol.js odczytuje plik. Dla PDF pobiera tekst ze wszystkich stron przez PDF.js; skan bez warstwy tekstowej nie zostanie odczytany.</w:t>
       </w:r>
     </w:p>
-    <w:p xmlns:wp14="http://schemas.microsoft.com/office/word/2010/wordml" wp14:textId="77777777">
+    <w:p>
       <w:pPr>
         <w:pStyle w:val="Listanumerowana"/>
       </w:pPr>
@@ -4147,7 +3897,7 @@
         <w:t>Tekst jest dzielony na fragmenty o docelowej długości około 3000 znaków, z uwzględnieniem granic zdań i końców linii.</w:t>
       </w:r>
     </w:p>
-    <w:p xmlns:wp14="http://schemas.microsoft.com/office/word/2010/wordml" wp14:textId="77777777">
+    <w:p>
       <w:pPr>
         <w:pStyle w:val="Listanumerowana"/>
       </w:pPr>
@@ -4155,7 +3905,7 @@
         <w:t>Każdy fragment jest wysyłany do ollama.php z akcją protocol_extract. Backend prosi model o zwrócenie danych w formacie JSON.</w:t>
       </w:r>
     </w:p>
-    <w:p xmlns:wp14="http://schemas.microsoft.com/office/word/2010/wordml" wp14:textId="77777777">
+    <w:p>
       <w:pPr>
         <w:pStyle w:val="Listanumerowana"/>
       </w:pPr>
@@ -4163,7 +3913,7 @@
         <w:t>Backend normalizuje wynik do pól topics, decisions, action_items i open_questions, czyści wartości i usuwa puste oraz powtarzające się wpisy.</w:t>
       </w:r>
     </w:p>
-    <w:p xmlns:wp14="http://schemas.microsoft.com/office/word/2010/wordml" wp14:textId="77777777">
+    <w:p>
       <w:pPr>
         <w:pStyle w:val="Listanumerowana"/>
       </w:pPr>
@@ -4171,7 +3921,7 @@
         <w:t>Po analizie fragmentów przeglądarka wysyła wyniki z akcją protocol_merge. Backend scala je deterministycznie, a przy spełnieniu warunków może poprosić model o dodatkowe połączenie podobnych pozycji.</w:t>
       </w:r>
     </w:p>
-    <w:p xmlns:wp14="http://schemas.microsoft.com/office/word/2010/wordml" wp14:textId="77777777">
+    <w:p>
       <w:pPr>
         <w:pStyle w:val="Listanumerowana"/>
       </w:pPr>
@@ -4179,7 +3929,7 @@
         <w:t>Gotowy protokół jest wyświetlany na stronie i może zostać zapisany jako PDF przez drukowanie lub jako plik JSON.</w:t>
       </w:r>
     </w:p>
-    <w:p xmlns:wp14="http://schemas.microsoft.com/office/word/2010/wordml" wp14:textId="77777777">
+    <w:p>
       <w:pPr>
         <w:pStyle w:val="Nagwek2"/>
       </w:pPr>
@@ -4187,7 +3937,7 @@
         <w:t>14.2 Interfejs backendu ollama.php</w:t>
       </w:r>
     </w:p>
-    <w:p xmlns:wp14="http://schemas.microsoft.com/office/word/2010/wordml" wp14:textId="77777777">
+    <w:p>
       <w:r>
         <w:t>Backend przyjmuje żądania POST z danymi JSON i zwraca JSON. Dla generowania protokołu wykorzystuje następujące akcje:</w:t>
       </w:r>
@@ -4195,20 +3945,20 @@
     <w:tbl>
       <w:tblPr>
         <w:tblStyle w:val="Tabela-Siatka"/>
-        <w:tblW w:w="0" w:type="auto"/>
-        <w:tblLook w:val="04A0" w:firstRow="1" w:lastRow="0" w:firstColumn="1" w:lastColumn="0" w:noHBand="0" w:noVBand="1"/>
+        <w:tblW w:type="auto" w:w="0"/>
+        <w:tblLook w:firstColumn="1" w:firstRow="1" w:lastColumn="0" w:lastRow="0" w:noHBand="0" w:noVBand="1" w:val="04A0"/>
       </w:tblPr>
       <w:tblGrid>
         <w:gridCol w:w="3312"/>
         <w:gridCol w:w="3312"/>
         <w:gridCol w:w="3312"/>
       </w:tblGrid>
-      <w:tr xmlns:wp14="http://schemas.microsoft.com/office/word/2010/wordml" wp14:textId="77777777">
-        <w:tc>
-          <w:tcPr>
-            <w:tcW w:w="3312" w:type="dxa"/>
-          </w:tcPr>
-          <w:p wp14:textId="77777777">
+      <w:tr>
+        <w:tc>
+          <w:tcPr>
+            <w:tcW w:type="dxa" w:w="3312"/>
+          </w:tcPr>
+          <w:p>
             <w:r>
               <w:t>Akcja</w:t>
             </w:r>
@@ -4216,9 +3966,9 @@
         </w:tc>
         <w:tc>
           <w:tcPr>
-            <w:tcW w:w="3312" w:type="dxa"/>
-          </w:tcPr>
-          <w:p wp14:textId="77777777">
+            <w:tcW w:type="dxa" w:w="3312"/>
+          </w:tcPr>
+          <w:p>
             <w:r>
               <w:t>Dane wejściowe</w:t>
             </w:r>
@@ -4226,21 +3976,21 @@
         </w:tc>
         <w:tc>
           <w:tcPr>
-            <w:tcW w:w="3312" w:type="dxa"/>
-          </w:tcPr>
-          <w:p wp14:textId="77777777">
+            <w:tcW w:type="dxa" w:w="3312"/>
+          </w:tcPr>
+          <w:p>
             <w:r>
               <w:t>Działanie</w:t>
             </w:r>
           </w:p>
         </w:tc>
       </w:tr>
-      <w:tr xmlns:wp14="http://schemas.microsoft.com/office/word/2010/wordml" wp14:textId="77777777">
-        <w:tc>
-          <w:tcPr>
-            <w:tcW w:w="3312" w:type="dxa"/>
-          </w:tcPr>
-          <w:p wp14:textId="77777777">
+      <w:tr>
+        <w:tc>
+          <w:tcPr>
+            <w:tcW w:type="dxa" w:w="3312"/>
+          </w:tcPr>
+          <w:p>
             <w:r>
               <w:t>protocol_extract</w:t>
             </w:r>
@@ -4248,9 +3998,9 @@
         </w:tc>
         <w:tc>
           <w:tcPr>
-            <w:tcW w:w="3312" w:type="dxa"/>
-          </w:tcPr>
-          <w:p wp14:textId="77777777">
+            <w:tcW w:type="dxa" w:w="3312"/>
+          </w:tcPr>
+          <w:p>
             <w:r>
               <w:t>action oraz text (niepusty tekst, maks. 6000 znaków)</w:t>
             </w:r>
@@ -4258,21 +4008,21 @@
         </w:tc>
         <w:tc>
           <w:tcPr>
-            <w:tcW w:w="3312" w:type="dxa"/>
-          </w:tcPr>
-          <w:p wp14:textId="77777777">
+            <w:tcW w:type="dxa" w:w="3312"/>
+          </w:tcPr>
+          <w:p>
             <w:r>
               <w:t>Analiza pojedynczego fragmentu; zwraca protocol z czterema kategoriami.</w:t>
             </w:r>
           </w:p>
         </w:tc>
       </w:tr>
-      <w:tr xmlns:wp14="http://schemas.microsoft.com/office/word/2010/wordml" wp14:textId="77777777">
-        <w:tc>
-          <w:tcPr>
-            <w:tcW w:w="3312" w:type="dxa"/>
-          </w:tcPr>
-          <w:p wp14:textId="77777777">
+      <w:tr>
+        <w:tc>
+          <w:tcPr>
+            <w:tcW w:type="dxa" w:w="3312"/>
+          </w:tcPr>
+          <w:p>
             <w:r>
               <w:t>protocol_merge</w:t>
             </w:r>
@@ -4280,9 +4030,9 @@
         </w:tc>
         <w:tc>
           <w:tcPr>
-            <w:tcW w:w="3312" w:type="dxa"/>
-          </w:tcPr>
-          <w:p wp14:textId="77777777">
+            <w:tcW w:type="dxa" w:w="3312"/>
+          </w:tcPr>
+          <w:p>
             <w:r>
               <w:t>action oraz parts (od 1 do 40 części)</w:t>
             </w:r>
@@ -4290,21 +4040,21 @@
         </w:tc>
         <w:tc>
           <w:tcPr>
-            <w:tcW w:w="3312" w:type="dxa"/>
-          </w:tcPr>
-          <w:p wp14:textId="77777777">
+            <w:tcW w:type="dxa" w:w="3312"/>
+          </w:tcPr>
+          <w:p>
             <w:r>
               <w:t>Normalizacja i scalenie wyników; usuwa duplikaty, a opcjonalnie wykorzystuje model do łączenia podobnych pozycji.</w:t>
             </w:r>
           </w:p>
         </w:tc>
       </w:tr>
-      <w:tr xmlns:wp14="http://schemas.microsoft.com/office/word/2010/wordml" wp14:textId="77777777">
-        <w:tc>
-          <w:tcPr>
-            <w:tcW w:w="3312" w:type="dxa"/>
-          </w:tcPr>
-          <w:p wp14:textId="77777777">
+      <w:tr>
+        <w:tc>
+          <w:tcPr>
+            <w:tcW w:type="dxa" w:w="3312"/>
+          </w:tcPr>
+          <w:p>
             <w:r>
               <w:t>health</w:t>
             </w:r>
@@ -4312,9 +4062,9 @@
         </w:tc>
         <w:tc>
           <w:tcPr>
-            <w:tcW w:w="3312" w:type="dxa"/>
-          </w:tcPr>
-          <w:p wp14:textId="77777777">
+            <w:tcW w:type="dxa" w:w="3312"/>
+          </w:tcPr>
+          <w:p>
             <w:r>
               <w:t>action: health</w:t>
             </w:r>
@@ -4322,21 +4072,21 @@
         </w:tc>
         <w:tc>
           <w:tcPr>
-            <w:tcW w:w="3312" w:type="dxa"/>
-          </w:tcPr>
-          <w:p wp14:textId="77777777">
+            <w:tcW w:type="dxa" w:w="3312"/>
+          </w:tcPr>
+          <w:p>
             <w:r>
               <w:t>Sprawdzenie dostępności Ollama i skonfigurowanego modelu.</w:t>
             </w:r>
           </w:p>
         </w:tc>
       </w:tr>
-      <w:tr xmlns:wp14="http://schemas.microsoft.com/office/word/2010/wordml" wp14:textId="77777777">
-        <w:tc>
-          <w:tcPr>
-            <w:tcW w:w="3312" w:type="dxa"/>
-          </w:tcPr>
-          <w:p wp14:textId="77777777">
+      <w:tr>
+        <w:tc>
+          <w:tcPr>
+            <w:tcW w:type="dxa" w:w="3312"/>
+          </w:tcPr>
+          <w:p>
             <w:r>
               <w:t>language</w:t>
             </w:r>
@@ -4344,9 +4094,9 @@
         </w:tc>
         <w:tc>
           <w:tcPr>
-            <w:tcW w:w="3312" w:type="dxa"/>
-          </w:tcPr>
-          <w:p wp14:textId="77777777">
+            <w:tcW w:type="dxa" w:w="3312"/>
+          </w:tcPr>
+          <w:p>
             <w:r>
               <w:t>action oraz sentences</w:t>
             </w:r>
@@ -4354,9 +4104,9 @@
         </w:tc>
         <w:tc>
           <w:tcPr>
-            <w:tcW w:w="3312" w:type="dxa"/>
-          </w:tcPr>
-          <w:p wp14:textId="77777777">
+            <w:tcW w:type="dxa" w:w="3312"/>
+          </w:tcPr>
+          <w:p>
             <w:r>
               <w:t>Dotychczasowa analiza języka w Language Checker.</w:t>
             </w:r>
@@ -4364,12 +4114,12 @@
         </w:tc>
       </w:tr>
     </w:tbl>
-    <w:p xmlns:wp14="http://schemas.microsoft.com/office/word/2010/wordml" wp14:textId="77777777">
+    <w:p>
       <w:r>
         <w:t>Dla akcji protokołu backend stosuje limity MAX_PROTOCOL_CHARS = 6000 znaków i MAX_PROTOCOL_PARTS = 40 części. Odpowiedź modelu jest parsowana jako JSON, a następnie normalizowana. Reguła promptu zabrania dopisywania informacji, których nie ma w źródle. Błędne dane wejściowe zwracają błąd HTTP 400, a błędy komunikacji lub niepoprawna odpowiedź modelu są obsługiwane jako błąd analizy HTTP 502.</w:t>
       </w:r>
     </w:p>
-    <w:p xmlns:wp14="http://schemas.microsoft.com/office/word/2010/wordml" wp14:textId="77777777">
+    <w:p>
       <w:pPr>
         <w:pStyle w:val="Nagwek1"/>
       </w:pPr>
@@ -4380,8 +4130,8 @@
     <w:tbl>
       <w:tblPr>
         <w:tblStyle w:val="Tabela-Siatka"/>
-        <w:tblW w:w="0" w:type="auto"/>
-        <w:tblLook w:val="04A0" w:firstRow="1" w:lastRow="0" w:firstColumn="1" w:lastColumn="0" w:noHBand="0" w:noVBand="1"/>
+        <w:tblW w:type="auto" w:w="0"/>
+        <w:tblLook w:firstColumn="1" w:firstRow="1" w:lastColumn="0" w:lastRow="0" w:noHBand="0" w:noVBand="1" w:val="04A0"/>
       </w:tblPr>
       <w:tblGrid>
         <w:gridCol w:w="2484"/>
@@ -4389,12 +4139,12 @@
         <w:gridCol w:w="2484"/>
         <w:gridCol w:w="2484"/>
       </w:tblGrid>
-      <w:tr xmlns:wp14="http://schemas.microsoft.com/office/word/2010/wordml" wp14:textId="77777777">
-        <w:tc>
-          <w:tcPr>
-            <w:tcW w:w="2484" w:type="dxa"/>
-          </w:tcPr>
-          <w:p wp14:textId="77777777">
+      <w:tr>
+        <w:tc>
+          <w:tcPr>
+            <w:tcW w:type="dxa" w:w="2484"/>
+          </w:tcPr>
+          <w:p>
             <w:r>
               <w:t>Test</w:t>
             </w:r>
@@ -4402,9 +4152,9 @@
         </w:tc>
         <w:tc>
           <w:tcPr>
-            <w:tcW w:w="2484" w:type="dxa"/>
-          </w:tcPr>
-          <w:p wp14:textId="77777777">
+            <w:tcW w:type="dxa" w:w="2484"/>
+          </w:tcPr>
+          <w:p>
             <w:r>
               <w:t>Działanie</w:t>
             </w:r>
@@ -4412,9 +4162,9 @@
         </w:tc>
         <w:tc>
           <w:tcPr>
-            <w:tcW w:w="2484" w:type="dxa"/>
-          </w:tcPr>
-          <w:p wp14:textId="77777777">
+            <w:tcW w:type="dxa" w:w="2484"/>
+          </w:tcPr>
+          <w:p>
             <w:r>
               <w:t>Oczekiwany rezultat</w:t>
             </w:r>
@@ -4422,21 +4172,21 @@
         </w:tc>
         <w:tc>
           <w:tcPr>
-            <w:tcW w:w="2484" w:type="dxa"/>
-          </w:tcPr>
-          <w:p wp14:textId="77777777">
+            <w:tcW w:type="dxa" w:w="2484"/>
+          </w:tcPr>
+          <w:p>
             <w:r>
               <w:t>Status w kodzie</w:t>
             </w:r>
           </w:p>
         </w:tc>
       </w:tr>
-      <w:tr xmlns:wp14="http://schemas.microsoft.com/office/word/2010/wordml" wp14:textId="77777777">
-        <w:tc>
-          <w:tcPr>
-            <w:tcW w:w="2484" w:type="dxa"/>
-          </w:tcPr>
-          <w:p wp14:textId="77777777">
+      <w:tr>
+        <w:tc>
+          <w:tcPr>
+            <w:tcW w:type="dxa" w:w="2484"/>
+          </w:tcPr>
+          <w:p>
             <w:r>
               <w:t>TXT z tematami i decyzjami</w:t>
             </w:r>
@@ -4444,9 +4194,9 @@
         </w:tc>
         <w:tc>
           <w:tcPr>
-            <w:tcW w:w="2484" w:type="dxa"/>
-          </w:tcPr>
-          <w:p wp14:textId="77777777">
+            <w:tcW w:type="dxa" w:w="2484"/>
+          </w:tcPr>
+          <w:p>
             <w:r>
               <w:t>Wczytać plik z ustaleniami</w:t>
             </w:r>
@@ -4454,9 +4204,9 @@
         </w:tc>
         <w:tc>
           <w:tcPr>
-            <w:tcW w:w="2484" w:type="dxa"/>
-          </w:tcPr>
-          <w:p wp14:textId="77777777">
+            <w:tcW w:type="dxa" w:w="2484"/>
+          </w:tcPr>
+          <w:p>
             <w:r>
               <w:t>Wynik zawiera kategorie, które wynikają z tekstu</w:t>
             </w:r>
@@ -4464,21 +4214,21 @@
         </w:tc>
         <w:tc>
           <w:tcPr>
-            <w:tcW w:w="2484" w:type="dxa"/>
-          </w:tcPr>
-          <w:p wp14:textId="77777777">
+            <w:tcW w:type="dxa" w:w="2484"/>
+          </w:tcPr>
+          <w:p>
             <w:r>
               <w:t>Do wykonania ręcznie</w:t>
             </w:r>
           </w:p>
         </w:tc>
       </w:tr>
-      <w:tr xmlns:wp14="http://schemas.microsoft.com/office/word/2010/wordml" wp14:textId="77777777">
-        <w:tc>
-          <w:tcPr>
-            <w:tcW w:w="2484" w:type="dxa"/>
-          </w:tcPr>
-          <w:p wp14:textId="77777777">
+      <w:tr>
+        <w:tc>
+          <w:tcPr>
+            <w:tcW w:type="dxa" w:w="2484"/>
+          </w:tcPr>
+          <w:p>
             <w:r>
               <w:t>PDF tekstowy</w:t>
             </w:r>
@@ -4486,9 +4236,9 @@
         </w:tc>
         <w:tc>
           <w:tcPr>
-            <w:tcW w:w="2484" w:type="dxa"/>
-          </w:tcPr>
-          <w:p wp14:textId="77777777">
+            <w:tcW w:type="dxa" w:w="2484"/>
+          </w:tcPr>
+          <w:p>
             <w:r>
               <w:t>Wczytać PDF zawierający tekst</w:t>
             </w:r>
@@ -4496,9 +4246,9 @@
         </w:tc>
         <w:tc>
           <w:tcPr>
-            <w:tcW w:w="2484" w:type="dxa"/>
-          </w:tcPr>
-          <w:p wp14:textId="77777777">
+            <w:tcW w:type="dxa" w:w="2484"/>
+          </w:tcPr>
+          <w:p>
             <w:r>
               <w:t>Tekst zostaje odczytany i przeanalizowany</w:t>
             </w:r>
@@ -4506,21 +4256,21 @@
         </w:tc>
         <w:tc>
           <w:tcPr>
-            <w:tcW w:w="2484" w:type="dxa"/>
-          </w:tcPr>
-          <w:p wp14:textId="77777777">
+            <w:tcW w:type="dxa" w:w="2484"/>
+          </w:tcPr>
+          <w:p>
             <w:r>
               <w:t>Do wykonania ręcznie</w:t>
             </w:r>
           </w:p>
         </w:tc>
       </w:tr>
-      <w:tr xmlns:wp14="http://schemas.microsoft.com/office/word/2010/wordml" wp14:textId="77777777">
-        <w:tc>
-          <w:tcPr>
-            <w:tcW w:w="2484" w:type="dxa"/>
-          </w:tcPr>
-          <w:p wp14:textId="77777777">
+      <w:tr>
+        <w:tc>
+          <w:tcPr>
+            <w:tcW w:type="dxa" w:w="2484"/>
+          </w:tcPr>
+          <w:p>
             <w:r>
               <w:t>PDF będący skanem</w:t>
             </w:r>
@@ -4528,9 +4278,9 @@
         </w:tc>
         <w:tc>
           <w:tcPr>
-            <w:tcW w:w="2484" w:type="dxa"/>
-          </w:tcPr>
-          <w:p wp14:textId="77777777">
+            <w:tcW w:type="dxa" w:w="2484"/>
+          </w:tcPr>
+          <w:p>
             <w:r>
               <w:t>Wczytać PDF bez warstwy tekstowej</w:t>
             </w:r>
@@ -4538,9 +4288,9 @@
         </w:tc>
         <w:tc>
           <w:tcPr>
-            <w:tcW w:w="2484" w:type="dxa"/>
-          </w:tcPr>
-          <w:p wp14:textId="77777777">
+            <w:tcW w:type="dxa" w:w="2484"/>
+          </w:tcPr>
+          <w:p>
             <w:r>
               <w:t>Komunikat o braku warstwy tekstowej / potrzebie OCR</w:t>
             </w:r>
@@ -4548,21 +4298,21 @@
         </w:tc>
         <w:tc>
           <w:tcPr>
-            <w:tcW w:w="2484" w:type="dxa"/>
-          </w:tcPr>
-          <w:p wp14:textId="77777777">
+            <w:tcW w:type="dxa" w:w="2484"/>
+          </w:tcPr>
+          <w:p>
             <w:r>
               <w:t>Obsługa błędu w kodzie</w:t>
             </w:r>
           </w:p>
         </w:tc>
       </w:tr>
-      <w:tr xmlns:wp14="http://schemas.microsoft.com/office/word/2010/wordml" wp14:textId="77777777">
-        <w:tc>
-          <w:tcPr>
-            <w:tcW w:w="2484" w:type="dxa"/>
-          </w:tcPr>
-          <w:p wp14:textId="77777777">
+      <w:tr>
+        <w:tc>
+          <w:tcPr>
+            <w:tcW w:type="dxa" w:w="2484"/>
+          </w:tcPr>
+          <w:p>
             <w:r>
               <w:t>Brak danych do protokołu</w:t>
             </w:r>
@@ -4570,9 +4320,9 @@
         </w:tc>
         <w:tc>
           <w:tcPr>
-            <w:tcW w:w="2484" w:type="dxa"/>
-          </w:tcPr>
-          <w:p wp14:textId="77777777">
+            <w:tcW w:type="dxa" w:w="2484"/>
+          </w:tcPr>
+          <w:p>
             <w:r>
               <w:t>Wczytać pusty lub nieczytelny plik</w:t>
             </w:r>
@@ -4580,9 +4330,9 @@
         </w:tc>
         <w:tc>
           <w:tcPr>
-            <w:tcW w:w="2484" w:type="dxa"/>
-          </w:tcPr>
-          <w:p wp14:textId="77777777">
+            <w:tcW w:type="dxa" w:w="2484"/>
+          </w:tcPr>
+          <w:p>
             <w:r>
               <w:t>Komunikat o braku tekstu albo braku wykrytych informacji</w:t>
             </w:r>
@@ -4590,21 +4340,21 @@
         </w:tc>
         <w:tc>
           <w:tcPr>
-            <w:tcW w:w="2484" w:type="dxa"/>
-          </w:tcPr>
-          <w:p wp14:textId="77777777">
+            <w:tcW w:type="dxa" w:w="2484"/>
+          </w:tcPr>
+          <w:p>
             <w:r>
               <w:t>Obsługa w kodzie</w:t>
             </w:r>
           </w:p>
         </w:tc>
       </w:tr>
-      <w:tr xmlns:wp14="http://schemas.microsoft.com/office/word/2010/wordml" wp14:textId="77777777">
-        <w:tc>
-          <w:tcPr>
-            <w:tcW w:w="2484" w:type="dxa"/>
-          </w:tcPr>
-          <w:p wp14:textId="77777777">
+      <w:tr>
+        <w:tc>
+          <w:tcPr>
+            <w:tcW w:type="dxa" w:w="2484"/>
+          </w:tcPr>
+          <w:p>
             <w:r>
               <w:t>Długi stenogram</w:t>
             </w:r>
@@ -4612,9 +4362,9 @@
         </w:tc>
         <w:tc>
           <w:tcPr>
-            <w:tcW w:w="2484" w:type="dxa"/>
-          </w:tcPr>
-          <w:p wp14:textId="77777777">
+            <w:tcW w:type="dxa" w:w="2484"/>
+          </w:tcPr>
+          <w:p>
             <w:r>
               <w:t>Wczytać tekst obejmujący wiele fragmentów</w:t>
             </w:r>
@@ -4622,9 +4372,9 @@
         </w:tc>
         <w:tc>
           <w:tcPr>
-            <w:tcW w:w="2484" w:type="dxa"/>
-          </w:tcPr>
-          <w:p wp14:textId="77777777">
+            <w:tcW w:type="dxa" w:w="2484"/>
+          </w:tcPr>
+          <w:p>
             <w:r>
               <w:t>Kolejne fragmenty są analizowane i scalane</w:t>
             </w:r>
@@ -4632,21 +4382,21 @@
         </w:tc>
         <w:tc>
           <w:tcPr>
-            <w:tcW w:w="2484" w:type="dxa"/>
-          </w:tcPr>
-          <w:p wp14:textId="77777777">
+            <w:tcW w:type="dxa" w:w="2484"/>
+          </w:tcPr>
+          <w:p>
             <w:r>
               <w:t>Do wykonania ręcznie</w:t>
             </w:r>
           </w:p>
         </w:tc>
       </w:tr>
-      <w:tr xmlns:wp14="http://schemas.microsoft.com/office/word/2010/wordml" wp14:textId="77777777">
-        <w:tc>
-          <w:tcPr>
-            <w:tcW w:w="2484" w:type="dxa"/>
-          </w:tcPr>
-          <w:p wp14:textId="77777777">
+      <w:tr>
+        <w:tc>
+          <w:tcPr>
+            <w:tcW w:type="dxa" w:w="2484"/>
+          </w:tcPr>
+          <w:p>
             <w:r>
               <w:t>Eksport PDF</w:t>
             </w:r>
@@ -4654,9 +4404,9 @@
         </w:tc>
         <w:tc>
           <w:tcPr>
-            <w:tcW w:w="2484" w:type="dxa"/>
-          </w:tcPr>
-          <w:p wp14:textId="77777777">
+            <w:tcW w:type="dxa" w:w="2484"/>
+          </w:tcPr>
+          <w:p>
             <w:r>
               <w:t>Kliknąć przycisk PDF i wybrać zapis do PDF</w:t>
             </w:r>
@@ -4664,9 +4414,9 @@
         </w:tc>
         <w:tc>
           <w:tcPr>
-            <w:tcW w:w="2484" w:type="dxa"/>
-          </w:tcPr>
-          <w:p wp14:textId="77777777">
+            <w:tcW w:type="dxa" w:w="2484"/>
+          </w:tcPr>
+          <w:p>
             <w:r>
               <w:t>Protokół można zapisać z okna drukowania</w:t>
             </w:r>
@@ -4674,21 +4424,21 @@
         </w:tc>
         <w:tc>
           <w:tcPr>
-            <w:tcW w:w="2484" w:type="dxa"/>
-          </w:tcPr>
-          <w:p wp14:textId="77777777">
+            <w:tcW w:type="dxa" w:w="2484"/>
+          </w:tcPr>
+          <w:p>
             <w:r>
               <w:t>Do wykonania ręcznie</w:t>
             </w:r>
           </w:p>
         </w:tc>
       </w:tr>
-      <w:tr xmlns:wp14="http://schemas.microsoft.com/office/word/2010/wordml" wp14:textId="77777777">
-        <w:tc>
-          <w:tcPr>
-            <w:tcW w:w="2484" w:type="dxa"/>
-          </w:tcPr>
-          <w:p wp14:textId="77777777">
+      <w:tr>
+        <w:tc>
+          <w:tcPr>
+            <w:tcW w:type="dxa" w:w="2484"/>
+          </w:tcPr>
+          <w:p>
             <w:r>
               <w:t>Eksport JSON</w:t>
             </w:r>
@@ -4696,9 +4446,9 @@
         </w:tc>
         <w:tc>
           <w:tcPr>
-            <w:tcW w:w="2484" w:type="dxa"/>
-          </w:tcPr>
-          <w:p wp14:textId="77777777">
+            <w:tcW w:type="dxa" w:w="2484"/>
+          </w:tcPr>
+          <w:p>
             <w:r>
               <w:t>Kliknąć „Pobierz JSON”</w:t>
             </w:r>
@@ -4706,9 +4456,9 @@
         </w:tc>
         <w:tc>
           <w:tcPr>
-            <w:tcW w:w="2484" w:type="dxa"/>
-          </w:tcPr>
-          <w:p wp14:textId="77777777">
+            <w:tcW w:type="dxa" w:w="2484"/>
+          </w:tcPr>
+          <w:p>
             <w:r>
               <w:t>Pobierany jest plik JSON z kategoriami protokołu</w:t>
             </w:r>
@@ -4716,21 +4466,21 @@
         </w:tc>
         <w:tc>
           <w:tcPr>
-            <w:tcW w:w="2484" w:type="dxa"/>
-          </w:tcPr>
-          <w:p wp14:textId="77777777">
+            <w:tcW w:type="dxa" w:w="2484"/>
+          </w:tcPr>
+          <w:p>
             <w:r>
               <w:t>Obsługa w kodzie</w:t>
             </w:r>
           </w:p>
         </w:tc>
       </w:tr>
-      <w:tr xmlns:wp14="http://schemas.microsoft.com/office/word/2010/wordml" wp14:textId="77777777">
-        <w:tc>
-          <w:tcPr>
-            <w:tcW w:w="2484" w:type="dxa"/>
-          </w:tcPr>
-          <w:p wp14:textId="77777777">
+      <w:tr>
+        <w:tc>
+          <w:tcPr>
+            <w:tcW w:type="dxa" w:w="2484"/>
+          </w:tcPr>
+          <w:p>
             <w:r>
               <w:t>Brak Ollama/modelu</w:t>
             </w:r>
@@ -4738,9 +4488,9 @@
         </w:tc>
         <w:tc>
           <w:tcPr>
-            <w:tcW w:w="2484" w:type="dxa"/>
-          </w:tcPr>
-          <w:p wp14:textId="77777777">
+            <w:tcW w:type="dxa" w:w="2484"/>
+          </w:tcPr>
+          <w:p>
             <w:r>
               <w:t>Wyłączyć Ollama lub usunąć model</w:t>
             </w:r>
@@ -4748,9 +4498,9 @@
         </w:tc>
         <w:tc>
           <w:tcPr>
-            <w:tcW w:w="2484" w:type="dxa"/>
-          </w:tcPr>
-          <w:p wp14:textId="77777777">
+            <w:tcW w:type="dxa" w:w="2484"/>
+          </w:tcPr>
+          <w:p>
             <w:r>
               <w:t>Wyświetlany jest komunikat o błędzie połączenia/analizy</w:t>
             </w:r>
@@ -4758,9 +4508,9 @@
         </w:tc>
         <w:tc>
           <w:tcPr>
-            <w:tcW w:w="2484" w:type="dxa"/>
-          </w:tcPr>
-          <w:p wp14:textId="77777777">
+            <w:tcW w:type="dxa" w:w="2484"/>
+          </w:tcPr>
+          <w:p>
             <w:r>
               <w:t>Obsługa błędów w kodzie</w:t>
             </w:r>
@@ -4768,12 +4518,12 @@
         </w:tc>
       </w:tr>
     </w:tbl>
-    <w:p xmlns:wp14="http://schemas.microsoft.com/office/word/2010/wordml" wp14:textId="77777777">
+    <w:p>
       <w:r>
         <w:t>Uwaga: powyższa tabela opisuje przypadki testowe i zachowania przewidziane przez kod. Nie stanowi potwierdzenia, że wszystkie testy zostały wykonane w docelowym środowisku.</w:t>
       </w:r>
     </w:p>
-    <w:p xmlns:wp14="http://schemas.microsoft.com/office/word/2010/wordml" wp14:textId="77777777">
+    <w:p>
       <w:pPr>
         <w:pStyle w:val="Nagwek1"/>
       </w:pPr>
@@ -4781,7 +4531,7 @@
         <w:t>16. Ograniczenia i bezpieczeństwo — Protocol Generator</w:t>
       </w:r>
     </w:p>
-    <w:p xmlns:wp14="http://schemas.microsoft.com/office/word/2010/wordml" wp14:textId="77777777">
+    <w:p>
       <w:pPr>
         <w:pStyle w:val="Listapunktowana"/>
       </w:pPr>
@@ -4789,7 +4539,7 @@
         <w:t>Jakość protokołu zależy od czytelności źródła i odpowiedzi modelu Bielik. Wynik należy porównać z oryginalnym stenogramem przed użyciem jako oficjalnego dokumentu.</w:t>
       </w:r>
     </w:p>
-    <w:p xmlns:wp14="http://schemas.microsoft.com/office/word/2010/wordml" wp14:textId="77777777">
+    <w:p>
       <w:pPr>
         <w:pStyle w:val="Listapunktowana"/>
       </w:pPr>
@@ -4797,7 +4547,7 @@
         <w:t>Model może pominąć istotną informację lub błędnie połączyć podobne wpisy. Zastosowana reguła zabrania zgadywania, ale nie gwarantuje całkowitego braku błędów.</w:t>
       </w:r>
     </w:p>
-    <w:p xmlns:wp14="http://schemas.microsoft.com/office/word/2010/wordml" wp14:textId="77777777">
+    <w:p>
       <w:pPr>
         <w:pStyle w:val="Listapunktowana"/>
       </w:pPr>
@@ -4805,7 +4555,7 @@
         <w:t>PDF.js odczytuje warstwę tekstową. Skan wymaga OCR, którego aktualna implementacja nie zapewnia; układ tabel i kolumn może zostać spłaszczony.</w:t>
       </w:r>
     </w:p>
-    <w:p xmlns:wp14="http://schemas.microsoft.com/office/word/2010/wordml" wp14:textId="77777777">
+    <w:p>
       <w:pPr>
         <w:pStyle w:val="Listapunktowana"/>
       </w:pPr>
@@ -4813,7 +4563,7 @@
         <w:t>Analiza długiego pliku wymaga wielu zapytań do lokalnej Ollama i może trwać kilka minut. Backend ma limity liczby części i długości fragmentu.</w:t>
       </w:r>
     </w:p>
-    <w:p xmlns:wp14="http://schemas.microsoft.com/office/word/2010/wordml" wp14:textId="77777777">
+    <w:p>
       <w:pPr>
         <w:pStyle w:val="Listapunktowana"/>
       </w:pPr>
@@ -4821,7 +4571,7 @@
         <w:t>Komunikacja z modelem odbywa się z lokalnym adresem Ollama 127.0.0.1:11434. Należy utrzymywać usługę dostępną wyłącznie lokalnie i nie wystawiać backendu publicznie bez dodatkowych zabezpieczeń.</w:t>
       </w:r>
     </w:p>
-    <w:p xmlns:wp14="http://schemas.microsoft.com/office/word/2010/wordml" wp14:textId="77777777">
+    <w:p>
       <w:pPr>
         <w:pStyle w:val="Listapunktowana"/>
       </w:pPr>
@@ -4829,7 +4579,7 @@
         <w:t>Przy eksporcie PDF używane jest okno drukowania przeglądarki, a nie osobna biblioteka do tworzenia PDF. Wygląd zapisanego dokumentu zależy częściowo od ustawień drukowania.</w:t>
       </w:r>
     </w:p>
-    <w:p xmlns:wp14="http://schemas.microsoft.com/office/word/2010/wordml" wp14:textId="77777777">
+    <w:p>
       <w:pPr>
         <w:pStyle w:val="Nagwek1"/>
       </w:pPr>
@@ -4837,12 +4587,12 @@
         <w:t>17. Uruchomienie — uzupełnienie</w:t>
       </w:r>
     </w:p>
-    <w:p xmlns:wp14="http://schemas.microsoft.com/office/word/2010/wordml" wp14:textId="77777777">
+    <w:p>
       <w:r>
         <w:t>Sposób uruchomienia pozostaje taki sam jak dla pozostałej aplikacji: uruchomić serwer PHP w katalogu projektu poleceniem php -S localhost:8000 i otworzyć http://localhost:8000. Pliki protocol.php i protocol.js muszą znajdować się w tym samym katalogu co index.php oraz ollama.php. Dla generowania protokołu wymagane są działająca Ollama, skonfigurowany model SpeakLeash/bielik-11b-v3.0-instruct:Q4_K_M, rozszerzenie PHP cURL oraz dostęp do internetu w celu pobrania PDF.js z CDN.</w:t>
       </w:r>
     </w:p>
-    <w:p xmlns:wp14="http://schemas.microsoft.com/office/word/2010/wordml" wp14:textId="77777777">
+    <w:p>
       <w:pPr>
         <w:pStyle w:val="Nagwek1"/>
       </w:pPr>
@@ -4850,7 +4600,7 @@
         <w:t>18. Podsumowanie rozszerzenia</w:t>
       </w:r>
     </w:p>
-    <w:p xmlns:wp14="http://schemas.microsoft.com/office/word/2010/wordml" wp14:textId="77777777">
+    <w:p>
       <w:r>
         <w:t>Protocol Generator uzupełnia podgląd plików oraz narzędzia Text Tools AI o funkcję porządkowania stenogramów. Tworzy strukturę protokołu z tematami, decyzjami, zadaniami i otwartymi pytaniami, a wynik udostępnia w formacie czytelnym na stronie oraz do eksportu PDF i JSON. Funkcja wykorzystuje istniejącą architekturę PHP/JavaScript i lokalny model Bielik przez Ollama, zachowując założenie, że użytkownik weryfikuje wynik przed dalszym wykorzystaniem.</w:t>
       </w:r>
